--- a/internal_doc/03.开发设计/Story-ReplSyncControl.docx
+++ b/internal_doc/03.开发设计/Story-ReplSyncControl.docx
@@ -1684,7 +1684,7 @@
           <w:rFonts w:hint="eastAsia"/>
           <w:color w:val="FF0000"/>
         </w:rPr>
-        <w:t>4</w:t>
+        <w:t>5</w:t>
       </w:r>
       <w:r>
         <w:rPr>

--- a/internal_doc/03.开发设计/Story-ReplSyncControl.docx
+++ b/internal_doc/03.开发设计/Story-ReplSyncControl.docx
@@ -129,6 +129,12 @@
             <w:pPr>
               <w:ind w:left="0"/>
             </w:pPr>
+            <w:r>
+              <w:rPr>
+                <w:rFonts w:hint="eastAsia"/>
+              </w:rPr>
+              <w:t>2014-2-13 Xujianhui</w:t>
+            </w:r>
           </w:p>
         </w:tc>
         <w:tc>
@@ -138,7 +144,77 @@
           <w:p>
             <w:pPr>
               <w:ind w:left="0"/>
+              <w:rPr>
+                <w:rFonts w:hint="eastAsia"/>
+              </w:rPr>
             </w:pPr>
+            <w:r>
+              <w:rPr>
+                <w:rFonts w:hint="eastAsia"/>
+              </w:rPr>
+              <w:t>更新参数名称</w:t>
+            </w:r>
+          </w:p>
+        </w:tc>
+      </w:tr>
+      <w:tr>
+        <w:tc>
+          <w:tcPr>
+            <w:tcW w:w="2303" w:type="dxa"/>
+          </w:tcPr>
+          <w:p>
+            <w:pPr>
+              <w:ind w:left="0"/>
+              <w:rPr>
+                <w:rFonts w:hint="eastAsia"/>
+              </w:rPr>
+            </w:pPr>
+            <w:r>
+              <w:t>2014</w:t>
+            </w:r>
+            <w:r>
+              <w:rPr>
+                <w:rFonts w:hint="eastAsia"/>
+              </w:rPr>
+              <w:t>-</w:t>
+            </w:r>
+            <w:r>
+              <w:t>2</w:t>
+            </w:r>
+            <w:r>
+              <w:rPr>
+                <w:rFonts w:hint="eastAsia"/>
+              </w:rPr>
+              <w:t>-</w:t>
+            </w:r>
+            <w:r>
+              <w:t>17</w:t>
+            </w:r>
+            <w:r>
+              <w:rPr>
+                <w:rFonts w:hint="eastAsia"/>
+              </w:rPr>
+              <w:t xml:space="preserve"> Xujianhui</w:t>
+            </w:r>
+          </w:p>
+        </w:tc>
+        <w:tc>
+          <w:tcPr>
+            <w:tcW w:w="5862" w:type="dxa"/>
+          </w:tcPr>
+          <w:p>
+            <w:pPr>
+              <w:ind w:left="0"/>
+              <w:rPr>
+                <w:rFonts w:hint="eastAsia"/>
+              </w:rPr>
+            </w:pPr>
+            <w:r>
+              <w:rPr>
+                <w:rFonts w:hint="eastAsia"/>
+              </w:rPr>
+              <w:t>增加限速策略</w:t>
+            </w:r>
           </w:p>
         </w:tc>
       </w:tr>
@@ -672,7 +748,7 @@
               <w:rPr>
                 <w:rFonts w:hint="eastAsia"/>
               </w:rPr>
-              <w:t>SyncControlLevel</w:t>
+              <w:t>syncstrategy</w:t>
             </w:r>
           </w:p>
         </w:tc>
@@ -720,7 +796,19 @@
               <w:rPr>
                 <w:rFonts w:hint="eastAsia"/>
               </w:rPr>
-              <w:t>同步控制级别：</w:t>
+              <w:t>同步控制</w:t>
+            </w:r>
+            <w:r>
+              <w:rPr>
+                <w:rFonts w:hint="eastAsia"/>
+              </w:rPr>
+              <w:t>策略</w:t>
+            </w:r>
+            <w:r>
+              <w:rPr>
+                <w:rFonts w:hint="eastAsia"/>
+              </w:rPr>
+              <w:t>：</w:t>
             </w:r>
             <w:r>
               <w:rPr>
@@ -751,7 +839,15 @@
                 <w:sz w:val="18"/>
                 <w:szCs w:val="18"/>
               </w:rPr>
-              <w:t>：未开启</w:t>
+              <w:t>：</w:t>
+            </w:r>
+            <w:r>
+              <w:rPr>
+                <w:rFonts w:hint="eastAsia"/>
+                <w:sz w:val="18"/>
+                <w:szCs w:val="18"/>
+              </w:rPr>
+              <w:t>不开启同步控制策略</w:t>
             </w:r>
           </w:p>
           <w:p>
@@ -1129,13 +1225,25 @@
         <w:rPr>
           <w:rFonts w:hint="eastAsia"/>
         </w:rPr>
-        <w:t>当未开启</w:t>
-      </w:r>
-      <w:r>
-        <w:rPr>
-          <w:rFonts w:hint="eastAsia"/>
-        </w:rPr>
-        <w:t>Sync Control</w:t>
+        <w:t>当</w:t>
+      </w:r>
+      <w:r>
+        <w:rPr>
+          <w:rFonts w:hint="eastAsia"/>
+        </w:rPr>
+        <w:t>策略为“</w:t>
+      </w:r>
+      <w:r>
+        <w:rPr>
+          <w:rFonts w:hint="eastAsia"/>
+        </w:rPr>
+        <w:t>None</w:t>
+      </w:r>
+      <w:r>
+        <w:rPr>
+          <w:rFonts w:hint="eastAsia"/>
+        </w:rPr>
+        <w:t>”</w:t>
       </w:r>
       <w:r>
         <w:rPr>
@@ -1167,7 +1275,14 @@
           <w:rFonts w:hint="eastAsia"/>
           <w:color w:val="BFBFBF" w:themeColor="background1" w:themeShade="BF"/>
         </w:rPr>
-        <w:t>当开启的级别为“</w:t>
+        <w:t>当策略</w:t>
+      </w:r>
+      <w:r>
+        <w:rPr>
+          <w:rFonts w:hint="eastAsia"/>
+          <w:color w:val="BFBFBF" w:themeColor="background1" w:themeShade="BF"/>
+        </w:rPr>
+        <w:t>为“</w:t>
       </w:r>
       <w:r>
         <w:rPr>
@@ -1204,7 +1319,13 @@
         <w:rPr>
           <w:rFonts w:hint="eastAsia"/>
         </w:rPr>
-        <w:t>当开启的级别为“</w:t>
+        <w:t>当策略</w:t>
+      </w:r>
+      <w:r>
+        <w:rPr>
+          <w:rFonts w:hint="eastAsia"/>
+        </w:rPr>
+        <w:t>为“</w:t>
       </w:r>
       <w:r>
         <w:rPr>
@@ -1238,7 +1359,19 @@
         <w:rPr>
           <w:rFonts w:hint="eastAsia"/>
         </w:rPr>
-        <w:t>当开启的级别为“</w:t>
+        <w:t>当</w:t>
+      </w:r>
+      <w:r>
+        <w:rPr>
+          <w:rFonts w:hint="eastAsia"/>
+        </w:rPr>
+        <w:t>策略</w:t>
+      </w:r>
+      <w:r>
+        <w:rPr>
+          <w:rFonts w:hint="eastAsia"/>
+        </w:rPr>
+        <w:t>为“</w:t>
       </w:r>
       <w:r>
         <w:rPr>
@@ -1272,7 +1405,7 @@
         <w:rPr>
           <w:rFonts w:hint="eastAsia"/>
         </w:rPr>
-        <w:t>Sync Control Level</w:t>
+        <w:t>策略</w:t>
       </w:r>
       <w:r>
         <w:rPr>
@@ -1497,7 +1630,13 @@
         <w:rPr>
           <w:rFonts w:hint="eastAsia"/>
         </w:rPr>
-        <w:t>SyncControlLevel=None, return</w:t>
+        <w:t>syncstrategy</w:t>
+      </w:r>
+      <w:r>
+        <w:rPr>
+          <w:rFonts w:hint="eastAsia"/>
+        </w:rPr>
+        <w:t>=None, return</w:t>
       </w:r>
     </w:p>
     <w:p>
@@ -1526,13 +1665,100 @@
         <w:ind w:firstLineChars="0"/>
       </w:pPr>
       <w:r>
-        <w:t>L</w:t>
-      </w:r>
-      <w:r>
-        <w:rPr>
-          <w:rFonts w:hint="eastAsia"/>
-        </w:rPr>
-        <w:t>ock excute</w:t>
+        <w:rPr>
+          <w:rFonts w:hint="eastAsia"/>
+        </w:rPr>
+        <w:t>循环判断</w:t>
+      </w:r>
+      <w:r>
+        <w:rPr>
+          <w:rFonts w:hint="eastAsia"/>
+        </w:rPr>
+        <w:t xml:space="preserve"> </w:t>
+      </w:r>
+      <w:r>
+        <w:rPr>
+          <w:rFonts w:hint="eastAsia"/>
+        </w:rPr>
+        <w:t>FileID(</w:t>
+      </w:r>
+      <w:r>
+        <w:rPr>
+          <w:rFonts w:hint="eastAsia"/>
+        </w:rPr>
+        <w:t>ExpectLSN+len</w:t>
+      </w:r>
+      <w:r>
+        <w:rPr>
+          <w:rFonts w:hint="eastAsia"/>
+        </w:rPr>
+        <w:t>)==FileID(</w:t>
+      </w:r>
+      <w:r>
+        <w:rPr>
+          <w:rFonts w:hint="eastAsia"/>
+        </w:rPr>
+        <w:t>Arbit-LSN</w:t>
+      </w:r>
+      <w:r>
+        <w:rPr>
+          <w:rFonts w:hint="eastAsia"/>
+        </w:rPr>
+        <w:t>)</w:t>
+      </w:r>
+      <w:r>
+        <w:rPr>
+          <w:rFonts w:hint="eastAsia"/>
+        </w:rPr>
+        <w:t>且</w:t>
+      </w:r>
+      <w:r>
+        <w:rPr>
+          <w:rFonts w:hint="eastAsia"/>
+        </w:rPr>
+        <w:t>ExpectLSN+len-Arbit-LSN</w:t>
+      </w:r>
+      <w:r>
+        <w:rPr>
+          <w:rFonts w:hint="eastAsia"/>
+        </w:rPr>
+        <w:t xml:space="preserve"> </w:t>
+      </w:r>
+      <w:r>
+        <w:rPr>
+          <w:rFonts w:hint="eastAsia"/>
+        </w:rPr>
+        <w:t>&gt;</w:t>
+      </w:r>
+      <w:r>
+        <w:rPr>
+          <w:rFonts w:hint="eastAsia"/>
+        </w:rPr>
+        <w:t xml:space="preserve"> </w:t>
+      </w:r>
+      <w:r>
+        <w:rPr>
+          <w:rFonts w:hint="eastAsia"/>
+        </w:rPr>
+        <w:t>A Log File Size</w:t>
+      </w:r>
+      <w:r>
+        <w:rPr>
+          <w:rFonts w:hint="eastAsia"/>
+        </w:rPr>
+        <w:t>，如果成立，则等待</w:t>
+      </w:r>
+      <w:r>
+        <w:rPr>
+          <w:rFonts w:hint="eastAsia"/>
+        </w:rPr>
+        <w:t>Sync</w:t>
+      </w:r>
+      <w:r>
+        <w:rPr>
+          <w:rFonts w:hint="eastAsia"/>
+        </w:rPr>
+        <w:t>变更事件，如果不成立，执行后续流程</w:t>
       </w:r>
     </w:p>
     <w:p>
@@ -1548,236 +1774,336 @@
         <w:rPr>
           <w:rFonts w:hint="eastAsia"/>
         </w:rPr>
-        <w:t>循环判断</w:t>
-      </w:r>
-      <w:r>
-        <w:rPr>
-          <w:rFonts w:hint="eastAsia"/>
-        </w:rPr>
-        <w:t xml:space="preserve"> </w:t>
-      </w:r>
-      <w:r>
-        <w:rPr>
-          <w:rFonts w:hint="eastAsia"/>
-        </w:rPr>
-        <w:t>FileID(</w:t>
-      </w:r>
-      <w:r>
-        <w:rPr>
-          <w:rFonts w:hint="eastAsia"/>
-        </w:rPr>
-        <w:t>ExpectLSN+len</w:t>
-      </w:r>
-      <w:r>
-        <w:rPr>
-          <w:rFonts w:hint="eastAsia"/>
-        </w:rPr>
-        <w:t>)==FileID(</w:t>
-      </w:r>
-      <w:r>
-        <w:rPr>
-          <w:rFonts w:hint="eastAsia"/>
-        </w:rPr>
-        <w:t>Arbit-LSN</w:t>
-      </w:r>
-      <w:r>
-        <w:rPr>
-          <w:rFonts w:hint="eastAsia"/>
-        </w:rPr>
-        <w:t>)</w:t>
-      </w:r>
-      <w:r>
-        <w:rPr>
-          <w:rFonts w:hint="eastAsia"/>
-        </w:rPr>
-        <w:t>且</w:t>
-      </w:r>
-      <w:r>
-        <w:rPr>
-          <w:rFonts w:hint="eastAsia"/>
-        </w:rPr>
-        <w:t>ExpectLSN+len-Arbit-LSN</w:t>
-      </w:r>
-      <w:r>
-        <w:rPr>
-          <w:rFonts w:hint="eastAsia"/>
-        </w:rPr>
-        <w:t xml:space="preserve"> </w:t>
-      </w:r>
-      <w:r>
-        <w:rPr>
-          <w:rFonts w:hint="eastAsia"/>
-        </w:rPr>
-        <w:t>&gt;</w:t>
-      </w:r>
-      <w:r>
-        <w:rPr>
-          <w:rFonts w:hint="eastAsia"/>
-        </w:rPr>
-        <w:t xml:space="preserve"> </w:t>
-      </w:r>
-      <w:r>
-        <w:rPr>
-          <w:rFonts w:hint="eastAsia"/>
-        </w:rPr>
-        <w:t>A Log File Size</w:t>
-      </w:r>
-      <w:r>
-        <w:rPr>
-          <w:rFonts w:hint="eastAsia"/>
-        </w:rPr>
-        <w:t>，如果成立，则等待</w:t>
-      </w:r>
-      <w:r>
-        <w:rPr>
-          <w:rFonts w:hint="eastAsia"/>
-        </w:rPr>
-        <w:t>Sync</w:t>
-      </w:r>
-      <w:r>
-        <w:rPr>
-          <w:rFonts w:hint="eastAsia"/>
-        </w:rPr>
-        <w:t>变更事件，如果不成立，执行后续流程</w:t>
+        <w:t>return</w:t>
       </w:r>
     </w:p>
     <w:p>
       <w:pPr>
         <w:pStyle w:val="ListParagraph"/>
+        <w:ind w:left="1197" w:firstLineChars="0" w:firstLine="0"/>
+        <w:rPr>
+          <w:color w:val="FF0000"/>
+        </w:rPr>
+      </w:pPr>
+      <w:r>
+        <w:rPr>
+          <w:rFonts w:hint="eastAsia"/>
+          <w:color w:val="FF0000"/>
+        </w:rPr>
+        <w:t>注：</w:t>
+      </w:r>
+      <w:r>
+        <w:rPr>
+          <w:rFonts w:hint="eastAsia"/>
+          <w:color w:val="FF0000"/>
+        </w:rPr>
+        <w:t>当节点降备、退出时，需要中止</w:t>
+      </w:r>
+      <w:r>
+        <w:rPr>
+          <w:rFonts w:hint="eastAsia"/>
+          <w:color w:val="FF0000"/>
+        </w:rPr>
+        <w:t>4</w:t>
+      </w:r>
+      <w:r>
+        <w:rPr>
+          <w:rFonts w:hint="eastAsia"/>
+          <w:color w:val="FF0000"/>
+        </w:rPr>
+        <w:t>的循环判断</w:t>
+      </w:r>
+    </w:p>
+    <w:p>
+      <w:pPr>
+        <w:pStyle w:val="ListParagraph"/>
+        <w:ind w:left="1197" w:firstLineChars="0" w:firstLine="0"/>
+        <w:rPr>
+          <w:color w:val="FF0000"/>
+        </w:rPr>
+      </w:pPr>
+      <w:r>
+        <w:rPr>
+          <w:rFonts w:hint="eastAsia"/>
+          <w:color w:val="FF0000"/>
+        </w:rPr>
+        <w:t>注：当日志文件</w:t>
+      </w:r>
+      <w:r>
+        <w:rPr>
+          <w:rFonts w:hint="eastAsia"/>
+          <w:color w:val="FF0000"/>
+        </w:rPr>
+        <w:t>个数为</w:t>
+      </w:r>
+      <w:r>
+        <w:rPr>
+          <w:rFonts w:hint="eastAsia"/>
+          <w:color w:val="FF0000"/>
+        </w:rPr>
+        <w:t>1</w:t>
+      </w:r>
+      <w:r>
+        <w:rPr>
+          <w:rFonts w:hint="eastAsia"/>
+          <w:color w:val="FF0000"/>
+        </w:rPr>
+        <w:t>时？</w:t>
+      </w:r>
+      <w:r>
+        <w:rPr>
+          <w:rFonts w:hint="eastAsia"/>
+          <w:color w:val="FF0000"/>
+        </w:rPr>
+        <w:t>为解决此种情况，因此当</w:t>
+      </w:r>
+      <w:r>
+        <w:rPr>
+          <w:rFonts w:hint="eastAsia"/>
+          <w:color w:val="FF0000"/>
+        </w:rPr>
+        <w:t>Arbit-LSN</w:t>
+      </w:r>
+      <w:r>
+        <w:rPr>
+          <w:rFonts w:hint="eastAsia"/>
+          <w:color w:val="FF0000"/>
+        </w:rPr>
+        <w:t>与</w:t>
+      </w:r>
+      <w:r>
+        <w:rPr>
+          <w:rFonts w:hint="eastAsia"/>
+          <w:color w:val="FF0000"/>
+        </w:rPr>
+        <w:t>ExpectLSN</w:t>
+      </w:r>
+      <w:r>
+        <w:rPr>
+          <w:rFonts w:hint="eastAsia"/>
+          <w:color w:val="FF0000"/>
+        </w:rPr>
+        <w:t>相等时，则</w:t>
+      </w:r>
+      <w:r>
+        <w:rPr>
+          <w:rFonts w:hint="eastAsia"/>
+          <w:color w:val="FF0000"/>
+        </w:rPr>
+        <w:t>return</w:t>
+      </w:r>
+    </w:p>
+    <w:p>
+      <w:pPr>
+        <w:pStyle w:val="ListParagraph"/>
+        <w:ind w:left="1197" w:firstLineChars="0" w:firstLine="0"/>
+        <w:rPr>
+          <w:rFonts w:hint="eastAsia"/>
+        </w:rPr>
+      </w:pPr>
+    </w:p>
+    <w:p>
+      <w:pPr>
+        <w:pStyle w:val="ListParagraph"/>
         <w:numPr>
-          <w:ilvl w:val="2"/>
+          <w:ilvl w:val="0"/>
           <w:numId w:val="22"/>
         </w:numPr>
         <w:ind w:firstLineChars="0"/>
-      </w:pPr>
-      <w:r>
-        <w:rPr>
-          <w:rFonts w:hint="eastAsia"/>
-        </w:rPr>
-        <w:t>Unlock excute, return</w:t>
+        <w:rPr>
+          <w:rFonts w:hint="eastAsia"/>
+        </w:rPr>
+      </w:pPr>
+      <w:r>
+        <w:rPr>
+          <w:rFonts w:hint="eastAsia"/>
+        </w:rPr>
+        <w:t>限速策略</w:t>
       </w:r>
     </w:p>
     <w:p>
       <w:pPr>
         <w:pStyle w:val="ListParagraph"/>
-        <w:ind w:left="1197" w:firstLineChars="0" w:firstLine="0"/>
-        <w:rPr>
-          <w:color w:val="FF0000"/>
-        </w:rPr>
-      </w:pPr>
-      <w:r>
-        <w:rPr>
-          <w:rFonts w:hint="eastAsia"/>
-          <w:color w:val="FF0000"/>
-        </w:rPr>
-        <w:t>注：</w:t>
-      </w:r>
-      <w:r>
-        <w:rPr>
-          <w:rFonts w:hint="eastAsia"/>
-          <w:color w:val="FF0000"/>
-        </w:rPr>
-        <w:t>当节点降备、退出时，需要中止</w:t>
-      </w:r>
-      <w:r>
-        <w:rPr>
-          <w:rFonts w:hint="eastAsia"/>
-          <w:color w:val="FF0000"/>
-        </w:rPr>
-        <w:t>5</w:t>
-      </w:r>
-      <w:r>
-        <w:rPr>
-          <w:rFonts w:hint="eastAsia"/>
-          <w:color w:val="FF0000"/>
-        </w:rPr>
-        <w:t>的循环判断</w:t>
-      </w:r>
-    </w:p>
-    <w:p>
-      <w:pPr>
-        <w:pStyle w:val="ListParagraph"/>
-        <w:ind w:left="1197" w:firstLineChars="0" w:firstLine="0"/>
-        <w:rPr>
-          <w:color w:val="FF0000"/>
-        </w:rPr>
-      </w:pPr>
-      <w:r>
-        <w:rPr>
-          <w:rFonts w:hint="eastAsia"/>
-          <w:color w:val="FF0000"/>
-        </w:rPr>
-        <w:t>注：当日志文件</w:t>
-      </w:r>
-      <w:r>
-        <w:rPr>
-          <w:rFonts w:hint="eastAsia"/>
-          <w:color w:val="FF0000"/>
-        </w:rPr>
-        <w:t>个数为</w:t>
-      </w:r>
-      <w:r>
-        <w:rPr>
-          <w:rFonts w:hint="eastAsia"/>
-          <w:color w:val="FF0000"/>
-        </w:rPr>
-        <w:t>1</w:t>
-      </w:r>
-      <w:r>
-        <w:rPr>
-          <w:rFonts w:hint="eastAsia"/>
-          <w:color w:val="FF0000"/>
-        </w:rPr>
-        <w:t>时？</w:t>
-      </w:r>
-      <w:r>
-        <w:rPr>
-          <w:rFonts w:hint="eastAsia"/>
-          <w:color w:val="FF0000"/>
-        </w:rPr>
-        <w:t>为解决此种情况，因此当</w:t>
-      </w:r>
-      <w:r>
-        <w:rPr>
-          <w:rFonts w:hint="eastAsia"/>
-          <w:color w:val="FF0000"/>
+        <w:numPr>
+          <w:ilvl w:val="1"/>
+          <w:numId w:val="22"/>
+        </w:numPr>
+        <w:ind w:firstLineChars="0"/>
+      </w:pPr>
+      <w:r>
+        <w:rPr>
+          <w:rFonts w:hint="eastAsia"/>
+        </w:rPr>
+        <w:t>即使在主节点日志翻转不会覆盖</w:t>
+      </w:r>
+      <w:r>
+        <w:rPr>
+          <w:rFonts w:hint="eastAsia"/>
         </w:rPr>
         <w:t>Arbit-LSN</w:t>
       </w:r>
       <w:r>
         <w:rPr>
           <w:rFonts w:hint="eastAsia"/>
-          <w:color w:val="FF0000"/>
-        </w:rPr>
-        <w:t>与</w:t>
-      </w:r>
-      <w:r>
-        <w:rPr>
-          <w:rFonts w:hint="eastAsia"/>
-          <w:color w:val="FF0000"/>
-        </w:rPr>
-        <w:t>ExpectLSN</w:t>
-      </w:r>
-      <w:r>
-        <w:rPr>
-          <w:rFonts w:hint="eastAsia"/>
-          <w:color w:val="FF0000"/>
-        </w:rPr>
-        <w:t>相等时，则</w:t>
-      </w:r>
-      <w:r>
-        <w:rPr>
-          <w:rFonts w:hint="eastAsia"/>
-          <w:color w:val="FF0000"/>
-        </w:rPr>
-        <w:t>return</w:t>
-      </w:r>
-    </w:p>
-    <w:p>
-      <w:pPr>
-        <w:pStyle w:val="ListParagraph"/>
-        <w:ind w:left="1197" w:firstLineChars="0" w:firstLine="0"/>
-      </w:pPr>
+        </w:rPr>
+        <w:t>的情况下，为防止主的速度过快，也会启动相应的限速控制。限速控制目前分为</w:t>
+      </w:r>
+      <w:r>
+        <w:rPr>
+          <w:rFonts w:hint="eastAsia"/>
+        </w:rPr>
+        <w:t>10</w:t>
+      </w:r>
+      <w:r>
+        <w:rPr>
+          <w:rFonts w:hint="eastAsia"/>
+        </w:rPr>
+        <w:t>档：总日志大小的</w:t>
+      </w:r>
+      <w:r>
+        <w:rPr>
+          <w:rFonts w:hint="eastAsia"/>
+        </w:rPr>
+        <w:t>1/2</w:t>
+      </w:r>
+      <w:r>
+        <w:rPr>
+          <w:rFonts w:hint="eastAsia"/>
+        </w:rPr>
+        <w:t>、</w:t>
+      </w:r>
+      <w:r>
+        <w:rPr>
+          <w:rFonts w:hint="eastAsia"/>
+        </w:rPr>
+        <w:t>3/4</w:t>
+      </w:r>
+      <w:r>
+        <w:rPr>
+          <w:rFonts w:hint="eastAsia"/>
+        </w:rPr>
+        <w:t>、</w:t>
+      </w:r>
+      <w:r>
+        <w:rPr>
+          <w:rFonts w:hint="eastAsia"/>
+        </w:rPr>
+        <w:t>7/8</w:t>
+      </w:r>
+      <w:r>
+        <w:rPr>
+          <w:rFonts w:hint="eastAsia"/>
+        </w:rPr>
+        <w:t>……相当限速时间也分为</w:t>
+      </w:r>
+      <w:r>
+        <w:rPr>
+          <w:rFonts w:hint="eastAsia"/>
+        </w:rPr>
+        <w:t>10</w:t>
+      </w:r>
+      <w:r>
+        <w:rPr>
+          <w:rFonts w:hint="eastAsia"/>
+        </w:rPr>
+        <w:t>档（毫秒）：</w:t>
+      </w:r>
+      <w:r>
+        <w:rPr>
+          <w:rFonts w:hint="eastAsia"/>
+        </w:rPr>
+        <w:t>25</w:t>
+      </w:r>
+      <w:r>
+        <w:rPr>
+          <w:rFonts w:hint="eastAsia"/>
+        </w:rPr>
+        <w:t>、</w:t>
+      </w:r>
+      <w:r>
+        <w:rPr>
+          <w:rFonts w:hint="eastAsia"/>
+        </w:rPr>
+        <w:t>50</w:t>
+      </w:r>
+      <w:r>
+        <w:rPr>
+          <w:rFonts w:hint="eastAsia"/>
+        </w:rPr>
+        <w:t>、</w:t>
+      </w:r>
+      <w:r>
+        <w:rPr>
+          <w:rFonts w:hint="eastAsia"/>
+        </w:rPr>
+        <w:t>100</w:t>
+      </w:r>
+      <w:r>
+        <w:rPr>
+          <w:rFonts w:hint="eastAsia"/>
+        </w:rPr>
+        <w:t>……即当</w:t>
+      </w:r>
+      <w:r>
+        <w:rPr>
+          <w:rFonts w:hint="eastAsia"/>
+        </w:rPr>
+        <w:t>ExpectLSN-Arbit-LSN</w:t>
+      </w:r>
+      <w:r>
+        <w:rPr>
+          <w:rFonts w:hint="eastAsia"/>
+        </w:rPr>
+        <w:t>的大小在总日志大小的</w:t>
+      </w:r>
+      <w:r>
+        <w:rPr>
+          <w:rFonts w:hint="eastAsia"/>
+        </w:rPr>
+        <w:t>1/2</w:t>
+      </w:r>
+      <w:r>
+        <w:rPr>
+          <w:rFonts w:hint="eastAsia"/>
+        </w:rPr>
+        <w:t>至</w:t>
+      </w:r>
+      <w:r>
+        <w:rPr>
+          <w:rFonts w:hint="eastAsia"/>
+        </w:rPr>
+        <w:t>3/4</w:t>
+      </w:r>
+      <w:r>
+        <w:rPr>
+          <w:rFonts w:hint="eastAsia"/>
+        </w:rPr>
+        <w:t>的范围内，则对当前操作</w:t>
+      </w:r>
+      <w:r>
+        <w:rPr>
+          <w:rFonts w:hint="eastAsia"/>
+        </w:rPr>
+        <w:t xml:space="preserve">sleep </w:t>
+      </w:r>
+      <w:r>
+        <w:rPr>
+          <w:rFonts w:hint="eastAsia"/>
+        </w:rPr>
+        <w:t>25</w:t>
+      </w:r>
+      <w:r>
+        <w:rPr>
+          <w:rFonts w:hint="eastAsia"/>
+        </w:rPr>
+        <w:t>ms</w:t>
+      </w:r>
+      <w:r>
+        <w:rPr>
+          <w:rFonts w:hint="eastAsia"/>
+        </w:rPr>
+        <w:t>，依次类推。</w:t>
+      </w:r>
     </w:p>
     <w:p/>
     <w:p>
@@ -1899,62 +2225,6 @@
           <w:color w:val="00B0F0"/>
         </w:rPr>
         <w:t>;</w:t>
-      </w:r>
-    </w:p>
-    <w:p>
-      <w:pPr>
-        <w:rPr>
-          <w:color w:val="FF0000"/>
-        </w:rPr>
-      </w:pPr>
-      <w:r>
-        <w:rPr>
-          <w:rFonts w:hint="eastAsia"/>
-          <w:color w:val="FF0000"/>
-        </w:rPr>
-        <w:t>注：检查节点为主，需要确保</w:t>
-      </w:r>
-      <w:r>
-        <w:rPr>
-          <w:rFonts w:hint="eastAsia"/>
-          <w:color w:val="FF0000"/>
-        </w:rPr>
-        <w:t>catalog</w:t>
-      </w:r>
-      <w:r>
-        <w:rPr>
-          <w:rFonts w:hint="eastAsia"/>
-          <w:color w:val="FF0000"/>
-        </w:rPr>
-        <w:t>中信息与</w:t>
-      </w:r>
-      <w:r>
-        <w:rPr>
-          <w:rFonts w:hint="eastAsia"/>
-          <w:color w:val="FF0000"/>
-        </w:rPr>
-        <w:t>snapshot</w:t>
-      </w:r>
-      <w:r>
-        <w:rPr>
-          <w:rFonts w:hint="eastAsia"/>
-          <w:color w:val="FF0000"/>
-        </w:rPr>
-        <w:t>本节点信息一致，即</w:t>
-      </w:r>
-      <w:r>
-        <w:rPr>
-          <w:rFonts w:hint="eastAsia"/>
-          <w:color w:val="FF0000"/>
-        </w:rPr>
-        <w:t>catalog</w:t>
-      </w:r>
-      <w:r>
-        <w:rPr>
-          <w:rFonts w:hint="eastAsia"/>
-          <w:color w:val="FF0000"/>
-        </w:rPr>
-        <w:t>中主节点即为数据本节点。</w:t>
       </w:r>
     </w:p>
     <w:tbl>
@@ -2102,7 +2372,7 @@
               <w:rPr>
                 <w:rFonts w:hint="eastAsia"/>
               </w:rPr>
-              <w:t>同步控制</w:t>
+              <w:t>策略</w:t>
             </w:r>
             <w:r>
               <w:rPr>
@@ -2304,7 +2574,7 @@
               <w:rPr>
                 <w:rFonts w:hint="eastAsia"/>
               </w:rPr>
-              <w:t>同步控制</w:t>
+              <w:t>策略</w:t>
             </w:r>
             <w:r>
               <w:rPr>
@@ -2443,6 +2713,7 @@
               <w:rPr>
                 <w:rFonts w:hint="eastAsia"/>
               </w:rPr>
+              <w:lastRenderedPageBreak/>
               <w:t>检查节点是否全量同步</w:t>
             </w:r>
           </w:p>
@@ -2459,6 +2730,7 @@
               <w:rPr>
                 <w:rFonts w:hint="eastAsia"/>
               </w:rPr>
+              <w:lastRenderedPageBreak/>
               <w:t>Res5</w:t>
             </w:r>
             <w:r>
@@ -2487,6 +2759,7 @@
                 <w:rFonts w:hint="eastAsia"/>
                 <w:szCs w:val="21"/>
               </w:rPr>
+              <w:lastRenderedPageBreak/>
               <w:t>Story.cls.005.test003</w:t>
             </w:r>
           </w:p>
@@ -2548,7 +2821,6 @@
               <w:rPr>
                 <w:rFonts w:hint="eastAsia"/>
               </w:rPr>
-              <w:lastRenderedPageBreak/>
               <w:t>个节点（日志文件个数为</w:t>
             </w:r>
             <w:r>
@@ -2683,7 +2955,6 @@
               <w:rPr>
                 <w:rFonts w:hint="eastAsia"/>
               </w:rPr>
-              <w:lastRenderedPageBreak/>
               <w:t>Res3</w:t>
             </w:r>
             <w:r>
@@ -2702,14 +2973,7 @@
               <w:rPr>
                 <w:rFonts w:hint="eastAsia"/>
               </w:rPr>
-              <w:t>挂住</w:t>
-            </w:r>
-            <w:r>
-              <w:rPr>
-                <w:rFonts w:hint="eastAsia"/>
-              </w:rPr>
-              <w:lastRenderedPageBreak/>
-              <w:t>不返回</w:t>
+              <w:t>挂住不返回</w:t>
             </w:r>
           </w:p>
           <w:p>
